--- a/Morosos/Desprendible X3 Ed.docx
+++ b/Morosos/Desprendible X3 Ed.docx
@@ -67,7 +67,7 @@
           <w:noProof/>
           <w:lang w:eastAsia="es-CO"/>
         </w:rPr>
-        <w:t>27 octubre de 2025</w:t>
+        <w:t>3 junio de 2026</w:t>
       </w:r>
       <w:r>
         <w:rPr>
@@ -80,6 +80,7 @@
     <w:p>
       <w:pPr>
         <w:spacing w:before="100" w:beforeAutospacing="1" w:after="100" w:afterAutospacing="1" w:line="240" w:lineRule="auto"/>
+        <w:jc w:val="both"/>
         <w:rPr>
           <w:rStyle w:val="15ogck0"/>
           <w:lang w:eastAsia="es-CO"/>
@@ -202,7 +203,7 @@
           <w:noProof/>
           <w:lang w:eastAsia="es-CO"/>
         </w:rPr>
-        <w:t>31</w:t>
+        <w:t>11</w:t>
       </w:r>
       <w:r>
         <w:rPr>
@@ -244,7 +245,7 @@
           <w:noProof/>
           <w:lang w:eastAsia="es-CO"/>
         </w:rPr>
-        <w:t>Octubre</w:t>
+        <w:t>Junio</w:t>
       </w:r>
       <w:r>
         <w:rPr>
@@ -293,7 +294,7 @@
           <w:noProof/>
           <w:lang w:eastAsia="es-CO"/>
         </w:rPr>
-        <w:t>9:00 a.m.</w:t>
+        <w:t>7 am</w:t>
       </w:r>
       <w:r>
         <w:rPr>
@@ -520,7 +521,7 @@
           <w:noProof/>
           <w:lang w:eastAsia="es-CO"/>
         </w:rPr>
-        <w:t>27 octubre de 2025</w:t>
+        <w:t>3 junio de 2026</w:t>
       </w:r>
       <w:r>
         <w:rPr>
@@ -533,6 +534,7 @@
     <w:p>
       <w:pPr>
         <w:spacing w:before="100" w:beforeAutospacing="1" w:after="100" w:afterAutospacing="1" w:line="240" w:lineRule="auto"/>
+        <w:jc w:val="both"/>
         <w:rPr>
           <w:rStyle w:val="15ogck0"/>
           <w:lang w:eastAsia="es-CO"/>
@@ -641,7 +643,7 @@
           <w:noProof/>
           <w:lang w:eastAsia="es-CO"/>
         </w:rPr>
-        <w:t>31</w:t>
+        <w:t>11</w:t>
       </w:r>
       <w:r>
         <w:rPr>
@@ -683,7 +685,7 @@
           <w:noProof/>
           <w:lang w:eastAsia="es-CO"/>
         </w:rPr>
-        <w:t>Octubre</w:t>
+        <w:t>Junio</w:t>
       </w:r>
       <w:r>
         <w:rPr>
@@ -732,7 +734,7 @@
           <w:noProof/>
           <w:lang w:eastAsia="es-CO"/>
         </w:rPr>
-        <w:t>9:00 a.m.</w:t>
+        <w:t>7 am</w:t>
       </w:r>
       <w:r>
         <w:rPr>
@@ -970,7 +972,7 @@
           <w:noProof/>
           <w:lang w:eastAsia="es-CO"/>
         </w:rPr>
-        <w:t>27 octubre de 2025</w:t>
+        <w:t>3 junio de 2026</w:t>
       </w:r>
       <w:r>
         <w:rPr>
@@ -983,6 +985,7 @@
     <w:p>
       <w:pPr>
         <w:spacing w:before="100" w:beforeAutospacing="1" w:after="100" w:afterAutospacing="1" w:line="240" w:lineRule="auto"/>
+        <w:jc w:val="both"/>
         <w:rPr>
           <w:rStyle w:val="15ogck0"/>
           <w:lang w:eastAsia="es-CO"/>
@@ -1091,7 +1094,7 @@
           <w:noProof/>
           <w:lang w:eastAsia="es-CO"/>
         </w:rPr>
-        <w:t>31</w:t>
+        <w:t>11</w:t>
       </w:r>
       <w:r>
         <w:rPr>
@@ -1133,7 +1136,7 @@
           <w:noProof/>
           <w:lang w:eastAsia="es-CO"/>
         </w:rPr>
-        <w:t>Octubre</w:t>
+        <w:t>Junio</w:t>
       </w:r>
       <w:r>
         <w:rPr>
@@ -1182,7 +1185,7 @@
           <w:noProof/>
           <w:lang w:eastAsia="es-CO"/>
         </w:rPr>
-        <w:t>9:00 a.m.</w:t>
+        <w:t>7 am</w:t>
       </w:r>
       <w:r>
         <w:rPr>
@@ -2512,7 +2515,7 @@
       <w:lang w:eastAsia="es-CO"/>
     </w:rPr>
   </w:style>
-  <w:style w:type="character" w:styleId="Textoennegrita">
+  <w:style w:type="character" w:styleId="Fuerte">
     <w:name w:val="Strong"/>
     <w:basedOn w:val="Fuentedeprrafopredeter"/>
     <w:uiPriority w:val="22"/>
